--- a/03-peft-framework/experiments/peft_lab/README.docx
+++ b/03-peft-framework/experiments/peft_lab/README.docx
@@ -12,7 +12,7 @@
           <w:rFonts w:ascii="Times New Roman" w:hAnsi="Times New Roman" w:eastAsia="微软雅黑"/>
           <w:b/>
           <w:i w:val="0"/>
-          <w:color w:val="1F3964"/>
+          <w:color w:val="4E7EBA"/>
           <w:sz w:val="40"/>
         </w:rPr>
         <w:t>PEFT 三种微调方式对照实验（Full / LoRA / QLoRA 实测）</w:t>
@@ -95,7 +95,7 @@
           <w:rFonts w:ascii="Times New Roman" w:hAnsi="Times New Roman" w:eastAsia="微软雅黑"/>
           <w:b/>
           <w:i w:val="0"/>
-          <w:color w:val="1F3964"/>
+          <w:color w:val="4E7EBA"/>
           <w:sz w:val="32"/>
         </w:rPr>
         <w:t>1. 实验要回答的问题</w:t>
@@ -239,7 +239,7 @@
           <w:rFonts w:ascii="Times New Roman" w:hAnsi="Times New Roman" w:eastAsia="微软雅黑"/>
           <w:b/>
           <w:i w:val="0"/>
-          <w:color w:val="1F3964"/>
+          <w:color w:val="4E7EBA"/>
           <w:sz w:val="32"/>
         </w:rPr>
         <w:t>2. 控制变量（保证三组可比）</w:t>
@@ -650,7 +650,7 @@
           <w:rFonts w:ascii="Times New Roman" w:hAnsi="Times New Roman" w:eastAsia="微软雅黑"/>
           <w:b/>
           <w:i w:val="0"/>
-          <w:color w:val="1F3964"/>
+          <w:color w:val="4E7EBA"/>
           <w:sz w:val="32"/>
         </w:rPr>
         <w:t>3. 目录结构</w:t>
@@ -852,7 +852,7 @@
           <w:rFonts w:ascii="Times New Roman" w:hAnsi="Times New Roman" w:eastAsia="微软雅黑"/>
           <w:b/>
           <w:i w:val="0"/>
-          <w:color w:val="1F3964"/>
+          <w:color w:val="4E7EBA"/>
           <w:sz w:val="32"/>
         </w:rPr>
         <w:t>4. 复现步骤</w:t>
@@ -1059,7 +1059,7 @@
           <w:rFonts w:ascii="Times New Roman" w:hAnsi="Times New Roman" w:eastAsia="微软雅黑"/>
           <w:b/>
           <w:i w:val="0"/>
-          <w:color w:val="1F3964"/>
+          <w:color w:val="4E7EBA"/>
           <w:sz w:val="32"/>
         </w:rPr>
         <w:t>5. 实测结果</w:t>
@@ -1814,7 +1814,7 @@
           <w:rFonts w:ascii="Times New Roman" w:hAnsi="Times New Roman" w:eastAsia="微软雅黑"/>
           <w:b/>
           <w:i w:val="0"/>
-          <w:color w:val="1F3964"/>
+          <w:color w:val="4E7EBA"/>
           <w:sz w:val="32"/>
         </w:rPr>
         <w:t>6. 结果怎么读</w:t>
@@ -2096,7 +2096,7 @@
           <w:rFonts w:ascii="Times New Roman" w:hAnsi="Times New Roman" w:eastAsia="微软雅黑"/>
           <w:b/>
           <w:i w:val="0"/>
-          <w:color w:val="1F3964"/>
+          <w:color w:val="4E7EBA"/>
           <w:sz w:val="32"/>
         </w:rPr>
         <w:t>7. 过程中踩到的坑（也是重要知识点）</w:t>
@@ -2277,7 +2277,7 @@
           <w:rFonts w:ascii="Times New Roman" w:hAnsi="Times New Roman" w:eastAsia="微软雅黑"/>
           <w:b/>
           <w:i w:val="0"/>
-          <w:color w:val="1F3964"/>
+          <w:color w:val="4E7EBA"/>
           <w:sz w:val="32"/>
         </w:rPr>
         <w:t>8. 局限性（如何正确看待这些数字）</w:t>
@@ -2822,7 +2822,7 @@
       <w:rFonts w:asciiTheme="majorHAnsi" w:eastAsiaTheme="majorEastAsia" w:hAnsiTheme="majorHAnsi" w:cstheme="majorBidi" w:eastAsia="微软雅黑"/>
       <w:b/>
       <w:bCs/>
-      <w:color w:val="365F91" w:themeColor="accent1" w:themeShade="BF"/>
+      <w:color w:val="4E7EBA"/>
       <w:sz w:val="28"/>
       <w:szCs w:val="28"/>
     </w:rPr>
@@ -2846,7 +2846,7 @@
       <w:rFonts w:asciiTheme="majorHAnsi" w:eastAsiaTheme="majorEastAsia" w:hAnsiTheme="majorHAnsi" w:cstheme="majorBidi" w:eastAsia="微软雅黑"/>
       <w:b/>
       <w:bCs/>
-      <w:color w:val="4F81BD" w:themeColor="accent1"/>
+      <w:color w:val="4E7EBA"/>
       <w:sz w:val="26"/>
       <w:szCs w:val="26"/>
     </w:rPr>
@@ -2870,7 +2870,7 @@
       <w:rFonts w:asciiTheme="majorHAnsi" w:eastAsiaTheme="majorEastAsia" w:hAnsiTheme="majorHAnsi" w:cstheme="majorBidi" w:eastAsia="微软雅黑"/>
       <w:b/>
       <w:bCs/>
-      <w:color w:val="4F81BD" w:themeColor="accent1"/>
+      <w:color w:val="4E7EBA"/>
     </w:rPr>
   </w:style>
   <w:style w:type="paragraph" w:styleId="Heading4">
@@ -2895,7 +2895,7 @@
       <w:bCs/>
       <w:i/>
       <w:iCs/>
-      <w:color w:val="4F81BD" w:themeColor="accent1"/>
+      <w:color w:val="4E7EBA"/>
     </w:rPr>
   </w:style>
   <w:style w:type="paragraph" w:styleId="Heading5">
